--- a/media/R25999/output_dir/sm/测试用例.docx
+++ b/media/R25999/output_dir/sm/测试用例.docx
@@ -3304,7 +3304,7 @@
           <w:sz w:val="24"/>
           <w:szCs w:val="24"/>
         </w:rPr>
-        <w:t xml:space="preserve">时钟布线与缓冲功能测试</w:t>
+        <w:t xml:space="preserve">1时钟布线与缓冲功能测试</w:t>
       </w:r>
     </w:p>
     <w:tbl>
@@ -3650,7 +3650,7 @@
                 <w:noProof/>
                 <w:szCs w:val="21"/>
               </w:rPr>
-              <w:t xml:space="preserve">时钟布线与缓冲功能测试</w:t>
+              <w:t xml:space="preserve">1时钟布线与缓冲功能测试</w:t>
             </w:r>
           </w:p>
           <w:p>
@@ -4941,7 +4941,7 @@
                 <w:noProof/>
                 <w:szCs w:val="21"/>
               </w:rPr>
-              <w:t xml:space="preserve">时钟布线与缓冲功能测试</w:t>
+              <w:t xml:space="preserve">1时钟布线与缓冲功能测试</w:t>
             </w:r>
           </w:p>
           <w:p>
@@ -6144,7 +6144,7 @@
                 <w:noProof/>
                 <w:szCs w:val="21"/>
               </w:rPr>
-              <w:t xml:space="preserve">时钟布线与缓冲功能测试</w:t>
+              <w:t xml:space="preserve">1时钟布线与缓冲功能测试</w:t>
             </w:r>
           </w:p>
           <w:p>
@@ -6753,6 +6753,1065 @@
               </w:rPr>
               <w:lastRenderedPageBreak/>
               <w:t xml:space="preserve">系统应阻止非法配置操作，确保每个时钟进入正确的缓冲通道。</w:t>
+            </w:r>
+          </w:p>
+        </w:tc>
+      </w:tr>
+      <w:tr>
+        <w:tc>
+          <w:tcPr>
+            <w:tcW w:w="767" w:type="dxa"/>
+            <w:tcBorders>
+              <w:top w:val="single" w:sz="4" w:space="0" w:color="auto"/>
+              <w:left w:val="single" w:sz="12" w:space="0" w:color="auto"/>
+              <w:bottom w:val="single" w:sz="4" w:space="0" w:color="auto"/>
+              <w:right w:val="single" w:sz="4" w:space="0" w:color="auto"/>
+            </w:tcBorders>
+            <w:vAlign w:val="center"/>
+          </w:tcPr>
+          <w:p>
+            <w:pPr>
+              <w:jc w:val="center"/>
+              <w:rPr>
+                <w:rFonts w:ascii="黑体" w:eastAsia="黑体" w:hAnsi="黑体" w:hint="eastAsia"/>
+                <w:bCs/>
+                <w:szCs w:val="21"/>
+              </w:rPr>
+            </w:pPr>
+            <w:r>
+              <w:rPr>
+                <w:rFonts w:ascii="黑体" w:eastAsia="黑体" w:hAnsi="黑体" w:hint="eastAsia"/>
+                <w:bCs/>
+                <w:szCs w:val="21"/>
+              </w:rPr>
+              <w:t>终止条件</w:t>
+            </w:r>
+          </w:p>
+        </w:tc>
+        <w:tc>
+          <w:tcPr>
+            <w:tcW w:w="8273" w:type="dxa"/>
+            <w:gridSpan w:val="4"/>
+            <w:tcBorders>
+              <w:top w:val="single" w:sz="4" w:space="0" w:color="auto"/>
+              <w:left w:val="single" w:sz="4" w:space="0" w:color="auto"/>
+              <w:bottom w:val="single" w:sz="4" w:space="0" w:color="auto"/>
+              <w:right w:val="single" w:sz="12" w:space="0" w:color="auto"/>
+            </w:tcBorders>
+            <w:vAlign w:val="center"/>
+          </w:tcPr>
+          <w:p>
+            <w:pPr>
+              <w:rPr>
+                <w:szCs w:val="21"/>
+              </w:rPr>
+            </w:pPr>
+            <w:r>
+              <w:rPr>
+                <w:rFonts w:hint="eastAsia"/>
+                <w:noProof/>
+                <w:szCs w:val="21"/>
+              </w:rPr>
+              <w:t>本测试用例的全部测试步骤被执行或因某种原因导致测试步骤无法执行</w:t>
+            </w:r>
+            <w:r>
+              <w:rPr>
+                <w:rFonts w:hint="eastAsia"/>
+                <w:noProof/>
+                <w:szCs w:val="21"/>
+              </w:rPr>
+              <w:t>(</w:t>
+            </w:r>
+            <w:r>
+              <w:rPr>
+                <w:rFonts w:hint="eastAsia"/>
+                <w:noProof/>
+                <w:szCs w:val="21"/>
+              </w:rPr>
+              <w:t>异常终止</w:t>
+            </w:r>
+            <w:r>
+              <w:rPr>
+                <w:rFonts w:hint="eastAsia"/>
+                <w:noProof/>
+                <w:szCs w:val="21"/>
+              </w:rPr>
+              <w:t>)</w:t>
+            </w:r>
+            <w:r>
+              <w:rPr>
+                <w:rFonts w:hint="eastAsia"/>
+                <w:noProof/>
+                <w:szCs w:val="21"/>
+              </w:rPr>
+              <w:t>。</w:t>
+            </w:r>
+          </w:p>
+        </w:tc>
+      </w:tr>
+      <w:tr>
+        <w:tc>
+          <w:tcPr>
+            <w:tcW w:w="767" w:type="dxa"/>
+            <w:tcBorders>
+              <w:top w:val="single" w:sz="4" w:space="0" w:color="auto"/>
+              <w:left w:val="single" w:sz="12" w:space="0" w:color="auto"/>
+              <w:bottom w:val="single" w:sz="4" w:space="0" w:color="auto"/>
+              <w:right w:val="single" w:sz="4" w:space="0" w:color="auto"/>
+            </w:tcBorders>
+            <w:vAlign w:val="center"/>
+          </w:tcPr>
+          <w:p>
+            <w:pPr>
+              <w:jc w:val="center"/>
+              <w:rPr>
+                <w:rFonts w:ascii="黑体" w:eastAsia="黑体" w:hAnsi="黑体" w:hint="eastAsia"/>
+                <w:bCs/>
+                <w:szCs w:val="21"/>
+              </w:rPr>
+            </w:pPr>
+            <w:r>
+              <w:rPr>
+                <w:rFonts w:ascii="黑体" w:eastAsia="黑体" w:hAnsi="黑体" w:hint="eastAsia"/>
+                <w:bCs/>
+                <w:szCs w:val="21"/>
+              </w:rPr>
+              <w:t>通过准则</w:t>
+            </w:r>
+          </w:p>
+        </w:tc>
+        <w:tc>
+          <w:tcPr>
+            <w:tcW w:w="8273" w:type="dxa"/>
+            <w:gridSpan w:val="4"/>
+            <w:tcBorders>
+              <w:top w:val="single" w:sz="4" w:space="0" w:color="auto"/>
+              <w:left w:val="single" w:sz="4" w:space="0" w:color="auto"/>
+              <w:bottom w:val="single" w:sz="4" w:space="0" w:color="auto"/>
+              <w:right w:val="single" w:sz="12" w:space="0" w:color="auto"/>
+            </w:tcBorders>
+            <w:vAlign w:val="center"/>
+          </w:tcPr>
+          <w:p>
+            <w:pPr>
+              <w:rPr>
+                <w:szCs w:val="21"/>
+              </w:rPr>
+            </w:pPr>
+            <w:r>
+              <w:rPr>
+                <w:rFonts w:hint="eastAsia"/>
+                <w:noProof/>
+                <w:szCs w:val="21"/>
+              </w:rPr>
+              <w:t>本测试用例的全部测试步骤都通过即标志本用例为</w:t>
+            </w:r>
+            <w:r>
+              <w:rPr>
+                <w:rFonts w:hint="eastAsia"/>
+                <w:noProof/>
+                <w:szCs w:val="21"/>
+              </w:rPr>
+              <w:t>"</w:t>
+            </w:r>
+            <w:r>
+              <w:rPr>
+                <w:rFonts w:hint="eastAsia"/>
+                <w:noProof/>
+                <w:szCs w:val="21"/>
+              </w:rPr>
+              <w:t>通过</w:t>
+            </w:r>
+            <w:r>
+              <w:rPr>
+                <w:rFonts w:hint="eastAsia"/>
+                <w:noProof/>
+                <w:szCs w:val="21"/>
+              </w:rPr>
+              <w:t>"</w:t>
+            </w:r>
+            <w:r>
+              <w:rPr>
+                <w:rFonts w:hint="eastAsia"/>
+                <w:noProof/>
+                <w:szCs w:val="21"/>
+              </w:rPr>
+              <w:t>。</w:t>
+            </w:r>
+          </w:p>
+        </w:tc>
+      </w:tr>
+      <w:tr>
+        <w:tc>
+          <w:tcPr>
+            <w:tcW w:w="767" w:type="dxa"/>
+            <w:tcBorders>
+              <w:top w:val="single" w:sz="4" w:space="0" w:color="auto"/>
+              <w:left w:val="single" w:sz="12" w:space="0" w:color="auto"/>
+              <w:bottom w:val="single" w:sz="12" w:space="0" w:color="auto"/>
+              <w:right w:val="single" w:sz="4" w:space="0" w:color="auto"/>
+            </w:tcBorders>
+            <w:vAlign w:val="center"/>
+          </w:tcPr>
+          <w:p>
+            <w:pPr>
+              <w:jc w:val="center"/>
+              <w:rPr>
+                <w:rFonts w:ascii="黑体" w:eastAsia="黑体" w:hAnsi="黑体" w:hint="eastAsia"/>
+                <w:bCs/>
+                <w:szCs w:val="21"/>
+              </w:rPr>
+            </w:pPr>
+            <w:r>
+              <w:rPr>
+                <w:rFonts w:ascii="黑体" w:eastAsia="黑体" w:hAnsi="黑体" w:hint="eastAsia"/>
+                <w:bCs/>
+                <w:szCs w:val="21"/>
+              </w:rPr>
+              <w:t>设计人员</w:t>
+            </w:r>
+          </w:p>
+        </w:tc>
+        <w:tc>
+          <w:tcPr>
+            <w:tcW w:w="8273" w:type="dxa"/>
+            <w:gridSpan w:val="4"/>
+            <w:tcBorders>
+              <w:top w:val="single" w:sz="4" w:space="0" w:color="auto"/>
+              <w:left w:val="single" w:sz="4" w:space="0" w:color="auto"/>
+              <w:bottom w:val="single" w:sz="12" w:space="0" w:color="auto"/>
+              <w:right w:val="single" w:sz="12" w:space="0" w:color="auto"/>
+            </w:tcBorders>
+            <w:vAlign w:val="center"/>
+          </w:tcPr>
+          <w:p>
+            <w:pPr>
+              <w:rPr>
+                <w:rFonts w:cs="宋体"/>
+                <w:szCs w:val="21"/>
+              </w:rPr>
+            </w:pPr>
+            <w:r>
+              <w:rPr>
+                <w:rFonts w:hint="eastAsia"/>
+                <w:noProof/>
+                <w:szCs w:val="21"/>
+              </w:rPr>
+              <w:t xml:space="preserve">陈俊亦</w:t>
+            </w:r>
+          </w:p>
+        </w:tc>
+      </w:tr>
+    </w:tbl>
+    <w:p/>
+    <w:p>
+      <w:pPr>
+        <w:pStyle w:val="30"/>
+        <w:rPr>
+          <w:sz w:val="24"/>
+          <w:szCs w:val="24"/>
+        </w:rPr>
+      </w:pPr>
+      <w:r>
+        <w:rPr>
+          <w:sz w:val="24"/>
+          <w:szCs w:val="24"/>
+        </w:rPr>
+        <w:t xml:space="preserve">2测试项一号</w:t>
+      </w:r>
+    </w:p>
+    <w:p>
+      <w:pPr>
+        <w:pStyle w:val="30"/>
+        <w:rPr>
+          <w:sz w:val="24"/>
+          <w:szCs w:val="24"/>
+        </w:rPr>
+      </w:pPr>
+      <w:r>
+        <w:rPr>
+          <w:sz w:val="24"/>
+          <w:szCs w:val="24"/>
+        </w:rPr>
+        <w:t xml:space="preserve">1我试试我在哪</w:t>
+      </w:r>
+    </w:p>
+    <w:tbl>
+      <w:tblPr>
+        <w:tblW w:w="0" w:type="auto"/>
+        <w:tblBorders>
+          <w:top w:val="single" w:sz="4" w:space="0" w:color="auto"/>
+          <w:left w:val="single" w:sz="4" w:space="0" w:color="auto"/>
+          <w:bottom w:val="single" w:sz="4" w:space="0" w:color="auto"/>
+          <w:right w:val="single" w:sz="4" w:space="0" w:color="auto"/>
+          <w:insideH w:val="single" w:sz="4" w:space="0" w:color="auto"/>
+          <w:insideV w:val="single" w:sz="4" w:space="0" w:color="auto"/>
+        </w:tblBorders>
+        <w:tblLayout w:type="fixed"/>
+        <w:tblCellMar>
+          <w:top w:w="85" w:type="dxa"/>
+          <w:bottom w:w="85" w:type="dxa"/>
+        </w:tblCellMar>
+        <w:tblLook w:val="04A0" w:firstRow="1" w:lastRow="0" w:firstColumn="1" w:lastColumn="0" w:noHBand="0" w:noVBand="1"/>
+      </w:tblPr>
+      <w:tblGrid>
+        <w:gridCol w:w="767"/>
+        <w:gridCol w:w="994"/>
+        <w:gridCol w:w="3397"/>
+        <w:gridCol w:w="1199"/>
+        <w:gridCol w:w="2683"/>
+      </w:tblGrid>
+      <w:tr>
+        <w:tc>
+          <w:tcPr>
+            <w:tcW w:w="9040" w:type="dxa"/>
+            <w:gridSpan w:val="5"/>
+            <w:tcBorders>
+              <w:top w:val="single" w:sz="12" w:space="0" w:color="auto"/>
+              <w:left w:val="single" w:sz="12" w:space="0" w:color="auto"/>
+              <w:bottom w:val="single" w:sz="12" w:space="0" w:color="auto"/>
+              <w:right w:val="single" w:sz="12" w:space="0" w:color="auto"/>
+            </w:tcBorders>
+            <w:vAlign w:val="center"/>
+          </w:tcPr>
+          <w:p>
+            <w:pPr>
+              <w:jc w:val="left"/>
+              <w:rPr>
+                <w:b/>
+                <w:noProof/>
+                <w:szCs w:val="21"/>
+              </w:rPr>
+            </w:pPr>
+            <w:r>
+              <w:rPr>
+                <w:rFonts w:hint="eastAsia"/>
+                <w:b/>
+                <w:noProof/>
+                <w:szCs w:val="21"/>
+              </w:rPr>
+              <w:t>用例</w:t>
+            </w:r>
+            <w:r>
+              <w:rPr>
+                <w:b/>
+                <w:noProof/>
+                <w:szCs w:val="21"/>
+              </w:rPr>
+              <w:fldChar w:fldCharType="begin"/>
+            </w:r>
+            <w:r>
+              <w:rPr>
+                <w:b/>
+                <w:noProof/>
+                <w:szCs w:val="21"/>
+              </w:rPr>
+              <w:instrText xml:space="preserve"> </w:instrText>
+            </w:r>
+            <w:r>
+              <w:rPr>
+                <w:rFonts w:hint="eastAsia"/>
+                <w:b/>
+                <w:noProof/>
+                <w:szCs w:val="21"/>
+              </w:rPr>
+              <w:instrText>AUTONUM  \* Arabic</w:instrText>
+            </w:r>
+            <w:r>
+              <w:rPr>
+                <w:b/>
+                <w:noProof/>
+                <w:szCs w:val="21"/>
+              </w:rPr>
+              <w:instrText xml:space="preserve"> </w:instrText>
+            </w:r>
+            <w:r>
+              <w:rPr>
+                <w:b/>
+                <w:noProof/>
+                <w:szCs w:val="21"/>
+              </w:rPr>
+              <w:fldChar w:fldCharType="end"/>
+            </w:r>
+          </w:p>
+        </w:tc>
+      </w:tr>
+      <w:tr>
+        <w:tc>
+          <w:tcPr>
+            <w:tcW w:w="1761" w:type="dxa"/>
+            <w:gridSpan w:val="2"/>
+            <w:tcBorders>
+              <w:top w:val="single" w:sz="12" w:space="0" w:color="auto"/>
+              <w:left w:val="single" w:sz="12" w:space="0" w:color="auto"/>
+              <w:bottom w:val="single" w:sz="12" w:space="0" w:color="auto"/>
+              <w:right w:val="single" w:sz="4" w:space="0" w:color="auto"/>
+            </w:tcBorders>
+            <w:vAlign w:val="center"/>
+            <w:hideMark/>
+          </w:tcPr>
+          <w:p>
+            <w:pPr>
+              <w:jc w:val="center"/>
+              <w:rPr>
+                <w:b/>
+                <w:szCs w:val="21"/>
+              </w:rPr>
+            </w:pPr>
+            <w:r>
+              <w:rPr>
+                <w:rFonts w:ascii="黑体" w:eastAsia="黑体" w:hAnsi="黑体" w:hint="eastAsia"/>
+                <w:bCs/>
+                <w:szCs w:val="21"/>
+              </w:rPr>
+              <w:t>测试用例名称</w:t>
+            </w:r>
+          </w:p>
+        </w:tc>
+        <w:tc>
+          <w:tcPr>
+            <w:tcW w:w="3397" w:type="dxa"/>
+            <w:tcBorders>
+              <w:top w:val="single" w:sz="12" w:space="0" w:color="auto"/>
+              <w:left w:val="single" w:sz="4" w:space="0" w:color="auto"/>
+              <w:bottom w:val="single" w:sz="12" w:space="0" w:color="auto"/>
+              <w:right w:val="single" w:sz="4" w:space="0" w:color="auto"/>
+            </w:tcBorders>
+            <w:vAlign w:val="center"/>
+          </w:tcPr>
+          <w:p>
+            <w:pPr>
+              <w:jc w:val="center"/>
+              <w:rPr>
+                <w:bCs/>
+                <w:szCs w:val="21"/>
+              </w:rPr>
+            </w:pPr>
+            <w:r>
+              <w:rPr>
+                <w:rFonts w:hint="eastAsia"/>
+                <w:bCs/>
+                <w:szCs w:val="21"/>
+              </w:rPr>
+              <w:t xml:space="preserve">1231</w:t>
+            </w:r>
+          </w:p>
+        </w:tc>
+        <w:tc>
+          <w:tcPr>
+            <w:tcW w:w="1199" w:type="dxa"/>
+            <w:tcBorders>
+              <w:top w:val="single" w:sz="12" w:space="0" w:color="auto"/>
+              <w:left w:val="single" w:sz="4" w:space="0" w:color="auto"/>
+              <w:bottom w:val="single" w:sz="12" w:space="0" w:color="auto"/>
+              <w:right w:val="single" w:sz="4" w:space="0" w:color="auto"/>
+            </w:tcBorders>
+            <w:vAlign w:val="center"/>
+            <w:hideMark/>
+          </w:tcPr>
+          <w:p>
+            <w:pPr>
+              <w:jc w:val="center"/>
+              <w:rPr>
+                <w:b/>
+                <w:szCs w:val="21"/>
+              </w:rPr>
+            </w:pPr>
+            <w:r>
+              <w:rPr>
+                <w:rFonts w:ascii="黑体" w:eastAsia="黑体" w:hAnsi="黑体" w:hint="eastAsia"/>
+                <w:bCs/>
+                <w:szCs w:val="21"/>
+              </w:rPr>
+              <w:t>标</w:t>
+            </w:r>
+            <w:r>
+              <w:rPr>
+                <w:rFonts w:ascii="黑体" w:eastAsia="黑体" w:hAnsi="黑体"/>
+                <w:bCs/>
+                <w:szCs w:val="21"/>
+              </w:rPr>
+              <w:t xml:space="preserve">   识</w:t>
+            </w:r>
+          </w:p>
+        </w:tc>
+        <w:tc>
+          <w:tcPr>
+            <w:tcW w:w="2683" w:type="dxa"/>
+            <w:tcBorders>
+              <w:top w:val="single" w:sz="12" w:space="0" w:color="auto"/>
+              <w:left w:val="single" w:sz="4" w:space="0" w:color="auto"/>
+              <w:bottom w:val="single" w:sz="12" w:space="0" w:color="auto"/>
+              <w:right w:val="single" w:sz="12" w:space="0" w:color="auto"/>
+            </w:tcBorders>
+            <w:vAlign w:val="center"/>
+          </w:tcPr>
+          <w:p>
+            <w:pPr>
+              <w:jc w:val="center"/>
+              <w:rPr>
+                <w:bCs/>
+                <w:szCs w:val="21"/>
+              </w:rPr>
+            </w:pPr>
+            <w:r>
+              <w:rPr>
+                <w:rFonts w:hint="eastAsia"/>
+                <w:bCs/>
+                <w:szCs w:val="21"/>
+              </w:rPr>
+              <w:t xml:space="preserve">YL_SU_SSWDA_001</w:t>
+            </w:r>
+          </w:p>
+        </w:tc>
+      </w:tr>
+      <w:tr>
+        <w:tc>
+          <w:tcPr>
+            <w:tcW w:w="1761" w:type="dxa"/>
+            <w:gridSpan w:val="2"/>
+            <w:tcBorders>
+              <w:top w:val="single" w:sz="12" w:space="0" w:color="auto"/>
+              <w:left w:val="single" w:sz="12" w:space="0" w:color="auto"/>
+              <w:bottom w:val="single" w:sz="4" w:space="0" w:color="auto"/>
+              <w:right w:val="single" w:sz="4" w:space="0" w:color="auto"/>
+            </w:tcBorders>
+            <w:vAlign w:val="center"/>
+            <w:hideMark/>
+          </w:tcPr>
+          <w:p>
+            <w:pPr>
+              <w:jc w:val="center"/>
+              <w:rPr>
+                <w:b/>
+                <w:szCs w:val="21"/>
+              </w:rPr>
+            </w:pPr>
+            <w:r>
+              <w:rPr>
+                <w:rFonts w:ascii="黑体" w:eastAsia="黑体" w:hAnsi="黑体" w:hint="eastAsia"/>
+                <w:bCs/>
+                <w:szCs w:val="21"/>
+              </w:rPr>
+              <w:t>追踪关系</w:t>
+            </w:r>
+          </w:p>
+        </w:tc>
+        <w:tc>
+          <w:tcPr>
+            <w:tcW w:w="7279" w:type="dxa"/>
+            <w:gridSpan w:val="3"/>
+            <w:tcBorders>
+              <w:top w:val="single" w:sz="12" w:space="0" w:color="auto"/>
+              <w:left w:val="single" w:sz="4" w:space="0" w:color="auto"/>
+              <w:bottom w:val="single" w:sz="4" w:space="0" w:color="auto"/>
+              <w:right w:val="single" w:sz="12" w:space="0" w:color="auto"/>
+            </w:tcBorders>
+            <w:vAlign w:val="center"/>
+            <w:hideMark/>
+          </w:tcPr>
+          <w:p>
+            <w:pPr>
+              <w:rPr>
+                <w:noProof/>
+                <w:szCs w:val="21"/>
+              </w:rPr>
+            </w:pPr>
+            <w:r>
+              <w:rPr>
+                <w:rFonts w:hint="eastAsia"/>
+                <w:noProof/>
+                <w:szCs w:val="21"/>
+              </w:rPr>
+              <w:t>软件测试依据：</w:t>
+            </w:r>
+            <w:r>
+              <w:rPr>
+                <w:rFonts w:hint="eastAsia"/>
+                <w:noProof/>
+                <w:szCs w:val="21"/>
+              </w:rPr>
+              <w:t>测评大纲</w:t>
+            </w:r>
+          </w:p>
+          <w:p>
+            <w:pPr>
+              <w:rPr>
+                <w:noProof/>
+                <w:szCs w:val="21"/>
+              </w:rPr>
+            </w:pPr>
+            <w:r>
+              <w:rPr>
+                <w:rFonts w:hint="eastAsia"/>
+                <w:noProof/>
+                <w:szCs w:val="21"/>
+              </w:rPr>
+              <w:t>测试需求分析：</w:t>
+            </w:r>
+            <w:r>
+              <w:rPr>
+                <w:rFonts w:hint="eastAsia"/>
+                <w:noProof/>
+                <w:szCs w:val="21"/>
+              </w:rPr>
+              <w:t>（</w:t>
+            </w:r>
+            <w:r>
+              <w:rPr>
+                <w:rFonts w:hint="eastAsia"/>
+                <w:noProof/>
+                <w:szCs w:val="21"/>
+              </w:rPr>
+              <w:t xml:space="preserve">6.2.4.3</w:t>
+            </w:r>
+            <w:r>
+              <w:rPr>
+                <w:rFonts w:hint="eastAsia"/>
+                <w:noProof/>
+                <w:szCs w:val="21"/>
+              </w:rPr>
+              <w:t>）</w:t>
+            </w:r>
+            <w:r>
+              <w:rPr>
+                <w:rFonts w:hint="eastAsia"/>
+                <w:noProof/>
+                <w:szCs w:val="21"/>
+              </w:rPr>
+              <w:t xml:space="preserve">1我试试我在哪</w:t>
+            </w:r>
+          </w:p>
+          <w:p>
+            <w:pPr>
+              <w:rPr>
+                <w:rFonts w:cs="宋体"/>
+                <w:i/>
+                <w:szCs w:val="21"/>
+              </w:rPr>
+            </w:pPr>
+            <w:r>
+              <w:rPr>
+                <w:rFonts w:hint="eastAsia"/>
+                <w:noProof/>
+                <w:szCs w:val="21"/>
+              </w:rPr>
+              <w:t>测试需求标识：</w:t>
+            </w:r>
+            <w:r>
+              <w:rPr>
+                <w:rFonts w:hint="eastAsia"/>
+                <w:noProof/>
+                <w:szCs w:val="21"/>
+              </w:rPr>
+              <w:t xml:space="preserve">XQ_SU_SSWDA</w:t>
+            </w:r>
+          </w:p>
+        </w:tc>
+      </w:tr>
+      <w:tr>
+        <w:tc>
+          <w:tcPr>
+            <w:tcW w:w="1761" w:type="dxa"/>
+            <w:gridSpan w:val="2"/>
+            <w:tcBorders>
+              <w:top w:val="single" w:sz="4" w:space="0" w:color="auto"/>
+              <w:left w:val="single" w:sz="12" w:space="0" w:color="auto"/>
+              <w:bottom w:val="single" w:sz="4" w:space="0" w:color="auto"/>
+              <w:right w:val="single" w:sz="4" w:space="0" w:color="auto"/>
+            </w:tcBorders>
+            <w:vAlign w:val="center"/>
+            <w:hideMark/>
+          </w:tcPr>
+          <w:p>
+            <w:pPr>
+              <w:jc w:val="center"/>
+              <w:rPr>
+                <w:rFonts w:ascii="黑体" w:eastAsia="黑体" w:hAnsi="黑体" w:hint="eastAsia"/>
+                <w:bCs/>
+                <w:szCs w:val="21"/>
+              </w:rPr>
+            </w:pPr>
+            <w:r>
+              <w:rPr>
+                <w:rFonts w:ascii="黑体" w:eastAsia="黑体" w:hAnsi="黑体" w:hint="eastAsia"/>
+                <w:bCs/>
+                <w:szCs w:val="21"/>
+              </w:rPr>
+              <w:t>测试用例综述</w:t>
+            </w:r>
+          </w:p>
+        </w:tc>
+        <w:tc>
+          <w:tcPr>
+            <w:tcW w:w="7279" w:type="dxa"/>
+            <w:gridSpan w:val="3"/>
+            <w:tcBorders>
+              <w:top w:val="single" w:sz="4" w:space="0" w:color="auto"/>
+              <w:left w:val="single" w:sz="4" w:space="0" w:color="auto"/>
+              <w:bottom w:val="single" w:sz="4" w:space="0" w:color="auto"/>
+              <w:right w:val="single" w:sz="12" w:space="0" w:color="auto"/>
+            </w:tcBorders>
+          </w:tcPr>
+          <w:p>
+            <w:pPr>
+              <w:rPr>
+                <w:szCs w:val="21"/>
+              </w:rPr>
+            </w:pPr>
+            <w:r>
+              <w:rPr>
+                <w:rFonts w:hint="eastAsia"/>
+                <w:szCs w:val="21"/>
+              </w:rPr>
+              <w:t xml:space="preserve"/>
+            </w:r>
+          </w:p>
+        </w:tc>
+      </w:tr>
+      <w:tr>
+        <w:tc>
+          <w:tcPr>
+            <w:tcW w:w="1761" w:type="dxa"/>
+            <w:gridSpan w:val="2"/>
+            <w:tcBorders>
+              <w:top w:val="single" w:sz="4" w:space="0" w:color="auto"/>
+              <w:left w:val="single" w:sz="12" w:space="0" w:color="auto"/>
+              <w:bottom w:val="single" w:sz="4" w:space="0" w:color="auto"/>
+              <w:right w:val="single" w:sz="4" w:space="0" w:color="auto"/>
+            </w:tcBorders>
+            <w:vAlign w:val="center"/>
+            <w:hideMark/>
+          </w:tcPr>
+          <w:p>
+            <w:pPr>
+              <w:jc w:val="center"/>
+              <w:rPr>
+                <w:rFonts w:ascii="黑体" w:eastAsia="黑体" w:hAnsi="黑体" w:hint="eastAsia"/>
+                <w:bCs/>
+                <w:szCs w:val="21"/>
+              </w:rPr>
+            </w:pPr>
+            <w:r>
+              <w:rPr>
+                <w:rFonts w:ascii="黑体" w:eastAsia="黑体" w:hAnsi="黑体" w:hint="eastAsia"/>
+                <w:bCs/>
+                <w:szCs w:val="21"/>
+              </w:rPr>
+              <w:t>用例初始化</w:t>
+            </w:r>
+          </w:p>
+        </w:tc>
+        <w:tc>
+          <w:tcPr>
+            <w:tcW w:w="7279" w:type="dxa"/>
+            <w:gridSpan w:val="3"/>
+            <w:tcBorders>
+              <w:top w:val="single" w:sz="4" w:space="0" w:color="auto"/>
+              <w:left w:val="single" w:sz="4" w:space="0" w:color="auto"/>
+              <w:bottom w:val="single" w:sz="4" w:space="0" w:color="auto"/>
+              <w:right w:val="single" w:sz="12" w:space="0" w:color="auto"/>
+            </w:tcBorders>
+            <w:vAlign w:val="center"/>
+            <w:hideMark/>
+          </w:tcPr>
+          <w:p>
+            <w:pPr>
+              <w:rPr>
+                <w:i/>
+                <w:szCs w:val="21"/>
+              </w:rPr>
+            </w:pPr>
+            <w:r>
+              <w:rPr>
+                <w:rFonts w:hint="eastAsia"/>
+                <w:noProof/>
+                <w:szCs w:val="21"/>
+              </w:rPr>
+              <w:t xml:space="preserve">软件正常启动，正常运行</w:t>
+            </w:r>
+          </w:p>
+        </w:tc>
+      </w:tr>
+      <w:tr>
+        <w:tc>
+          <w:tcPr>
+            <w:tcW w:w="1761" w:type="dxa"/>
+            <w:gridSpan w:val="2"/>
+            <w:tcBorders>
+              <w:top w:val="single" w:sz="4" w:space="0" w:color="auto"/>
+              <w:left w:val="single" w:sz="12" w:space="0" w:color="auto"/>
+              <w:bottom w:val="single" w:sz="4" w:space="0" w:color="auto"/>
+              <w:right w:val="single" w:sz="4" w:space="0" w:color="auto"/>
+            </w:tcBorders>
+            <w:vAlign w:val="center"/>
+            <w:hideMark/>
+          </w:tcPr>
+          <w:p>
+            <w:pPr>
+              <w:jc w:val="center"/>
+              <w:rPr>
+                <w:rFonts w:ascii="黑体" w:eastAsia="黑体" w:hAnsi="黑体" w:hint="eastAsia"/>
+                <w:bCs/>
+                <w:szCs w:val="21"/>
+              </w:rPr>
+            </w:pPr>
+            <w:r>
+              <w:rPr>
+                <w:rFonts w:ascii="黑体" w:eastAsia="黑体" w:hAnsi="黑体" w:hint="eastAsia"/>
+                <w:bCs/>
+                <w:szCs w:val="21"/>
+              </w:rPr>
+              <w:t>前提和约束</w:t>
+            </w:r>
+          </w:p>
+        </w:tc>
+        <w:tc>
+          <w:tcPr>
+            <w:tcW w:w="7279" w:type="dxa"/>
+            <w:gridSpan w:val="3"/>
+            <w:tcBorders>
+              <w:top w:val="single" w:sz="4" w:space="0" w:color="auto"/>
+              <w:left w:val="single" w:sz="4" w:space="0" w:color="auto"/>
+              <w:bottom w:val="single" w:sz="4" w:space="0" w:color="auto"/>
+              <w:right w:val="single" w:sz="12" w:space="0" w:color="auto"/>
+            </w:tcBorders>
+            <w:vAlign w:val="center"/>
+            <w:hideMark/>
+          </w:tcPr>
+          <w:p>
+            <w:pPr>
+              <w:rPr>
+                <w:i/>
+                <w:szCs w:val="21"/>
+              </w:rPr>
+            </w:pPr>
+            <w:r>
+              <w:rPr>
+                <w:rFonts w:hint="eastAsia"/>
+                <w:noProof/>
+                <w:szCs w:val="21"/>
+              </w:rPr>
+              <w:t xml:space="preserve">软件正常启动，外部接口运行正常</w:t>
+            </w:r>
+          </w:p>
+        </w:tc>
+      </w:tr>
+      <w:tr>
+        <w:tc>
+          <w:tcPr>
+            <w:tcW w:w="9040" w:type="dxa"/>
+            <w:gridSpan w:val="5"/>
+            <w:tcBorders>
+              <w:top w:val="single" w:sz="4" w:space="0" w:color="auto"/>
+              <w:left w:val="single" w:sz="12" w:space="0" w:color="auto"/>
+              <w:bottom w:val="single" w:sz="4" w:space="0" w:color="auto"/>
+              <w:right w:val="single" w:sz="12" w:space="0" w:color="auto"/>
+            </w:tcBorders>
+            <w:vAlign w:val="center"/>
+            <w:hideMark/>
+          </w:tcPr>
+          <w:p>
+            <w:pPr>
+              <w:jc w:val="center"/>
+              <w:rPr>
+                <w:rFonts w:ascii="黑体" w:eastAsia="黑体" w:hAnsi="黑体" w:hint="eastAsia"/>
+                <w:bCs/>
+                <w:szCs w:val="21"/>
+              </w:rPr>
+            </w:pPr>
+            <w:r>
+              <w:rPr>
+                <w:rFonts w:ascii="黑体" w:eastAsia="黑体" w:hAnsi="黑体" w:hint="eastAsia"/>
+                <w:bCs/>
+                <w:szCs w:val="21"/>
+              </w:rPr>
+              <w:t>测试步骤</w:t>
+            </w:r>
+          </w:p>
+        </w:tc>
+      </w:tr>
+      <w:tr>
+        <w:tc>
+          <w:tcPr>
+            <w:tcW w:w="767" w:type="dxa"/>
+            <w:tcBorders>
+              <w:top w:val="single" w:sz="4" w:space="0" w:color="auto"/>
+              <w:left w:val="single" w:sz="12" w:space="0" w:color="auto"/>
+              <w:bottom w:val="single" w:sz="4" w:space="0" w:color="auto"/>
+              <w:right w:val="single" w:sz="4" w:space="0" w:color="auto"/>
+            </w:tcBorders>
+            <w:vAlign w:val="center"/>
+            <w:hideMark/>
+          </w:tcPr>
+          <w:p>
+            <w:pPr>
+              <w:jc w:val="center"/>
+              <w:rPr>
+                <w:rFonts w:ascii="黑体" w:eastAsia="黑体" w:hAnsi="黑体" w:hint="eastAsia"/>
+                <w:bCs/>
+                <w:szCs w:val="21"/>
+              </w:rPr>
+            </w:pPr>
+            <w:r>
+              <w:rPr>
+                <w:rFonts w:ascii="黑体" w:eastAsia="黑体" w:hAnsi="黑体" w:hint="eastAsia"/>
+                <w:bCs/>
+                <w:szCs w:val="21"/>
+              </w:rPr>
+              <w:t>序号</w:t>
+            </w:r>
+          </w:p>
+        </w:tc>
+        <w:tc>
+          <w:tcPr>
+            <w:tcW w:w="4391" w:type="dxa"/>
+            <w:gridSpan w:val="2"/>
+            <w:tcBorders>
+              <w:top w:val="single" w:sz="4" w:space="0" w:color="auto"/>
+              <w:left w:val="single" w:sz="4" w:space="0" w:color="auto"/>
+              <w:bottom w:val="single" w:sz="4" w:space="0" w:color="auto"/>
+              <w:right w:val="single" w:sz="4" w:space="0" w:color="auto"/>
+            </w:tcBorders>
+            <w:vAlign w:val="center"/>
+            <w:hideMark/>
+          </w:tcPr>
+          <w:p>
+            <w:pPr>
+              <w:jc w:val="center"/>
+              <w:rPr>
+                <w:rFonts w:ascii="黑体" w:eastAsia="黑体" w:hAnsi="黑体" w:hint="eastAsia"/>
+                <w:bCs/>
+                <w:szCs w:val="21"/>
+              </w:rPr>
+            </w:pPr>
+            <w:r>
+              <w:rPr>
+                <w:rFonts w:ascii="黑体" w:eastAsia="黑体" w:hAnsi="黑体" w:hint="eastAsia"/>
+                <w:bCs/>
+                <w:szCs w:val="21"/>
+              </w:rPr>
+              <w:t>输入及操作</w:t>
+            </w:r>
+          </w:p>
+        </w:tc>
+        <w:tc>
+          <w:tcPr>
+            <w:tcW w:w="3882" w:type="dxa"/>
+            <w:gridSpan w:val="2"/>
+            <w:tcBorders>
+              <w:top w:val="single" w:sz="4" w:space="0" w:color="auto"/>
+              <w:left w:val="single" w:sz="4" w:space="0" w:color="auto"/>
+              <w:bottom w:val="single" w:sz="4" w:space="0" w:color="auto"/>
+              <w:right w:val="single" w:sz="12" w:space="0" w:color="auto"/>
+            </w:tcBorders>
+            <w:vAlign w:val="center"/>
+            <w:hideMark/>
+          </w:tcPr>
+          <w:p>
+            <w:pPr>
+              <w:jc w:val="center"/>
+              <w:rPr>
+                <w:rFonts w:ascii="黑体" w:eastAsia="黑体" w:hAnsi="黑体" w:hint="eastAsia"/>
+                <w:bCs/>
+                <w:szCs w:val="21"/>
+              </w:rPr>
+            </w:pPr>
+            <w:r>
+              <w:rPr>
+                <w:rFonts w:ascii="黑体" w:eastAsia="黑体" w:hAnsi="黑体" w:hint="eastAsia"/>
+                <w:bCs/>
+                <w:szCs w:val="21"/>
+              </w:rPr>
+              <w:t>期望结果与评估标准</w:t>
+            </w:r>
+          </w:p>
+        </w:tc>
+      </w:tr>
+      <w:tr>
+        <w:tc>
+          <w:tcPr>
+            <w:tcW w:w="767" w:type="dxa"/>
+            <w:tcBorders>
+              <w:top w:val="single" w:sz="4" w:space="0" w:color="auto"/>
+              <w:left w:val="single" w:sz="12" w:space="0" w:color="auto"/>
+              <w:bottom w:val="single" w:sz="4" w:space="0" w:color="auto"/>
+              <w:right w:val="single" w:sz="4" w:space="0" w:color="auto"/>
+            </w:tcBorders>
+            <w:vAlign w:val="center"/>
+          </w:tcPr>
+          <w:p>
+            <w:pPr>
+              <w:jc w:val="center"/>
+              <w:rPr>
+                <w:noProof/>
+                <w:szCs w:val="21"/>
+              </w:rPr>
+            </w:pPr>
+            <w:r>
+              <w:rPr>
+                <w:rFonts w:hint="eastAsia"/>
+                <w:noProof/>
+                <w:szCs w:val="21"/>
+              </w:rPr>
+              <w:t xml:space="preserve">1</w:t>
+            </w:r>
+          </w:p>
+        </w:tc>
+        <w:tc>
+          <w:tcPr>
+            <w:tcW w:w="4391" w:type="dxa"/>
+            <w:gridSpan w:val="2"/>
+            <w:tcBorders>
+              <w:top w:val="single" w:sz="4" w:space="0" w:color="auto"/>
+              <w:left w:val="single" w:sz="4" w:space="0" w:color="auto"/>
+              <w:bottom w:val="single" w:sz="4" w:space="0" w:color="auto"/>
+              <w:right w:val="single" w:sz="4" w:space="0" w:color="auto"/>
+            </w:tcBorders>
+            <w:vAlign w:val="center"/>
+          </w:tcPr>
+          <w:p>
+            <w:pPr>
+              <w:rPr>
+                <w:noProof/>
+                <w:szCs w:val="21"/>
+              </w:rPr>
+            </w:pPr>
+            <w:r>
+              <w:rPr>
+                <w:rFonts w:hint="eastAsia"/>
+                <w:noProof/>
+                <w:szCs w:val="21"/>
+              </w:rPr>
+              <w:t xml:space="preserve">1231</w:t>
+            </w:r>
+          </w:p>
+        </w:tc>
+        <w:tc>
+          <w:tcPr>
+            <w:tcW w:w="3882" w:type="dxa"/>
+            <w:gridSpan w:val="2"/>
+            <w:tcBorders>
+              <w:top w:val="single" w:sz="4" w:space="0" w:color="auto"/>
+              <w:left w:val="single" w:sz="4" w:space="0" w:color="auto"/>
+              <w:bottom w:val="single" w:sz="4" w:space="0" w:color="auto"/>
+              <w:right w:val="single" w:sz="12" w:space="0" w:color="auto"/>
+            </w:tcBorders>
+            <w:vAlign w:val="center"/>
+          </w:tcPr>
+          <w:p>
+            <w:pPr>
+              <w:rPr>
+                <w:szCs w:val="21"/>
+              </w:rPr>
+            </w:pPr>
+            <w:r>
+              <w:rPr>
+                <w:rFonts w:hint="eastAsia"/>
+                <w:szCs w:val="21"/>
+              </w:rPr>
+              <w:lastRenderedPageBreak/>
+              <w:t xml:space="preserve">23123</w:t>
             </w:r>
           </w:p>
         </w:tc>
